--- a/rapports/2026-06-06/EQ14/EQ14_enq3_v2/DR_malforme_1_11202E_11/34-63-78-96.docx
+++ b/rapports/2026-06-06/EQ14/EQ14_enq3_v2/DR_malforme_1_11202E_11/34-63-78-96.docx
@@ -297,7 +297,7 @@
           <w:color w:val="1F6FEB"/>
           <w:sz w:val="22"/>
         </w:rPr>
-        <w:t>⚠ INCOHÉRENCES À CORRIGER (59)</w:t>
+        <w:t>⚠ INCOHÉRENCES À CORRIGER (51)</w:t>
       </w:r>
     </w:p>
     <w:tbl>
@@ -634,7 +634,7 @@
                 <w:color w:val="16A34A"/>
                 <w:sz w:val="16"/>
               </w:rPr>
-              <w:t>s01q39</w:t>
+              <w:t>s01q25, s01q30, s04q23, s01q00b, s01q30_decode, s04q23_decode</w:t>
             </w:r>
           </w:p>
         </w:tc>
@@ -665,7 +665,7 @@
                 <w:i w:val="0"/>
                 <w:sz w:val="17"/>
               </w:rPr>
-              <w:t>Incoherence! HOULEYE BARRY dispose d'un téléphone portable à s01q39, donc la raison évoquée ne peut pas être (ne dispose pas d'appareil).</w:t>
+              <w:t>Incoherence! DIEYNABA ABOU SOW a declaré que la catégorie socioprofessionnelle de son père est  alors que le père lui-même declare comme catégorie socioprofessionnelle Travailleur pour compte propre au niveau de la section 4b.</w:t>
             </w:r>
           </w:p>
         </w:tc>
@@ -724,7 +724,7 @@
                 <w:color w:val="16A34A"/>
                 <w:sz w:val="16"/>
               </w:rPr>
-              <w:t>s01q25, s01q30, s04q23, s01q00b, s01q30_decode, s04q23_decode</w:t>
+              <w:t>s01q32, s01q37, s04q23, s01q00b, s01q37_decode, s04q23_decode</w:t>
             </w:r>
           </w:p>
         </w:tc>
@@ -755,7 +755,7 @@
                 <w:i w:val="0"/>
                 <w:sz w:val="17"/>
               </w:rPr>
-              <w:t>Incoherence! DIEYNABA ABOU SOW a declaré que la catégorie socioprofessionnelle de son père est  alors que le père lui-même declare comme catégorie socioprofessionnelle Travailleur pour compte propre au niveau de la section 4b.</w:t>
+              <w:t>Incoherence! DIEYNABA ABOU SOW a declaré que la catégorie socioprofessionnelle de sa mère est  alors que la mère elle-même declare comme catégorie socioprofessionnelle Ouvrier ou employé non qualifié au niveau de la section 4b.</w:t>
             </w:r>
           </w:p>
         </w:tc>
@@ -814,7 +814,7 @@
                 <w:color w:val="16A34A"/>
                 <w:sz w:val="16"/>
               </w:rPr>
-              <w:t>s01q32, s01q37, s04q23, s01q00b, s01q37_decode, s04q23_decode</w:t>
+              <w:t>s01q25, s01q30, s04q23, s01q00b, s01q30_decode, s04q23_decode</w:t>
             </w:r>
           </w:p>
         </w:tc>
@@ -845,7 +845,7 @@
                 <w:i w:val="0"/>
                 <w:sz w:val="17"/>
               </w:rPr>
-              <w:t>Incoherence! DIEYNABA ABOU SOW a declaré que la catégorie socioprofessionnelle de sa mère est  alors que la mère elle-même declare comme catégorie socioprofessionnelle Ouvrier ou employé non qualifié au niveau de la section 4b.</w:t>
+              <w:t>Incoherence! FATY ABOU SOW a declaré que la catégorie socioprofessionnelle de son père est  alors que le père lui-même declare comme catégorie socioprofessionnelle Travailleur pour compte propre au niveau de la section 4b.</w:t>
             </w:r>
           </w:p>
         </w:tc>
@@ -904,7 +904,7 @@
                 <w:color w:val="16A34A"/>
                 <w:sz w:val="16"/>
               </w:rPr>
-              <w:t>s01q25, s01q30, s04q23, s01q00b, s01q30_decode, s04q23_decode</w:t>
+              <w:t>s01q32, s01q37, s04q23, s01q00b, s01q37_decode, s04q23_decode</w:t>
             </w:r>
           </w:p>
         </w:tc>
@@ -935,7 +935,7 @@
                 <w:i w:val="0"/>
                 <w:sz w:val="17"/>
               </w:rPr>
-              <w:t>Incoherence! FATY ABOU SOW a declaré que la catégorie socioprofessionnelle de son père est  alors que le père lui-même declare comme catégorie socioprofessionnelle Travailleur pour compte propre au niveau de la section 4b.</w:t>
+              <w:t>Incoherence! FATY ABOU SOW a declaré que la catégorie socioprofessionnelle de sa mère est  alors que la mère elle-même declare comme catégorie socioprofessionnelle Ouvrier ou employé non qualifié au niveau de la section 4b.</w:t>
             </w:r>
           </w:p>
         </w:tc>
@@ -994,7 +994,7 @@
                 <w:color w:val="16A34A"/>
                 <w:sz w:val="16"/>
               </w:rPr>
-              <w:t>s01q32, s01q37, s04q23, s01q00b, s01q37_decode, s04q23_decode</w:t>
+              <w:t>s01q39</w:t>
             </w:r>
           </w:p>
         </w:tc>
@@ -1025,7 +1025,7 @@
                 <w:i w:val="0"/>
                 <w:sz w:val="17"/>
               </w:rPr>
-              <w:t>Incoherence! FATY ABOU SOW a declaré que la catégorie socioprofessionnelle de sa mère est  alors que la mère elle-même declare comme catégorie socioprofessionnelle Ouvrier ou employé non qualifié au niveau de la section 4b.</w:t>
+              <w:t>Incoherence! HOULEYE BARRY dispose d'un téléphone portable à s01q39, donc la raison évoquée ne peut pas être (ne dispose pas d'appareil).</w:t>
             </w:r>
           </w:p>
         </w:tc>
@@ -1475,7 +1475,7 @@
                 <w:i w:val="0"/>
                 <w:sz w:val="17"/>
               </w:rPr>
-              <w:t>Incohérence!!! seulement les écoles privées paient les frais de scolarité (y compris les frais d'inscription).</w:t>
+              <w:t>Incohérent!! Le niveau d'instruction déclaré par l'un des enfants () au niveau de la section 1 de ABOU SOW diffère de celui donné par ABOU SOW lui-même qui affirme ne pas avoir frequenté l'école formelle.</w:t>
             </w:r>
           </w:p>
         </w:tc>
@@ -1565,7 +1565,7 @@
                 <w:i w:val="0"/>
                 <w:sz w:val="17"/>
               </w:rPr>
-              <w:t>Incohérent!! Le niveau d'instruction déclaré par l'un des enfants () au niveau de la section 1 de ABOU SOW diffère de celui donné par ABOU SOW lui-même qui affirme ne pas avoir frequenté l'école formelle.</w:t>
+              <w:t>Incohérent!! Le niveau d'instruction déclaré par l'un des enfants () au niveau de la section 1 de COUMBA ABDOULAYE BARRY diffère de celui donné par COUMBA ABDOULAYE BARRY lui-même qui affirme ne pas avoir frequenté l'école formelle.</w:t>
             </w:r>
           </w:p>
         </w:tc>
@@ -1655,7 +1655,7 @@
                 <w:i w:val="0"/>
                 <w:sz w:val="17"/>
               </w:rPr>
-              <w:t>Incohérent!! Le niveau d'instruction déclaré par l'un des enfants () au niveau de la section 1 de COUMBA ABDOULAYE BARRY diffère de celui donné par COUMBA ABDOULAYE BARRY lui-même qui affirme ne pas avoir frequenté l'école formelle.</w:t>
+              <w:t>Incohérent!! Le niveau d'instruction déclaré par l'un des enfants () au niveau de la section 1 de HOULEYE BARRY diffère de celui donné par HOULEYE BARRY lui-même qui affirme ne pas avoir frequenté l'école formelle.</w:t>
             </w:r>
           </w:p>
         </w:tc>
@@ -1670,10 +1670,10 @@
               <w:rPr>
                 <w:b/>
                 <w:i w:val="0"/>
-                <w:color w:val="DC2626"/>
+                <w:color w:val="EA580C"/>
                 <w:sz w:val="16"/>
               </w:rPr>
-              <w:t>Haute</w:t>
+              <w:t>Moyenne</w:t>
             </w:r>
           </w:p>
         </w:tc>
@@ -1688,7 +1688,7 @@
                 <w:i w:val="0"/>
                 <w:sz w:val="16"/>
               </w:rPr>
-              <w:t>S02</w:t>
+              <w:t>S00</w:t>
               <w:br/>
             </w:r>
             <w:r>
@@ -1698,7 +1698,7 @@
                 <w:color w:val="64748B"/>
                 <w:sz w:val="14"/>
               </w:rPr>
-              <w:t>Éducation</w:t>
+              <w:t>Identification</w:t>
             </w:r>
           </w:p>
         </w:tc>
@@ -1714,7 +1714,7 @@
                 <w:color w:val="16A34A"/>
                 <w:sz w:val="16"/>
               </w:rPr>
-              <w:t>—</w:t>
+              <w:t>s00q07a, s00q08, s00q10, s00q13_0, s00q15_0, s00q17_0, s00q23a, s00q23b</w:t>
             </w:r>
           </w:p>
         </w:tc>
@@ -1745,7 +1745,7 @@
                 <w:i w:val="0"/>
                 <w:sz w:val="17"/>
               </w:rPr>
-              <w:t>Incohérent!! Le niveau d'instruction déclaré par l'un des enfants () au niveau de la section 1 de HOULEYE BARRY diffère de celui donné par HOULEYE BARRY lui-même qui affirme ne pas avoir frequenté l'école formelle.</w:t>
+              <w:t>Prière de renseigner toutes les informations du ménage dans la section 0 avant d'entamer les autres informations.</w:t>
             </w:r>
           </w:p>
         </w:tc>
@@ -1804,7 +1804,7 @@
                 <w:color w:val="16A34A"/>
                 <w:sz w:val="16"/>
               </w:rPr>
-              <w:t>s00q07a, s00q08, s00q10, s00q13_0, s00q15_0, s00q17_0, s00q23a, s00q23b</w:t>
+              <w:t>—</w:t>
             </w:r>
           </w:p>
         </w:tc>
@@ -1835,7 +1835,7 @@
                 <w:i w:val="0"/>
                 <w:sz w:val="17"/>
               </w:rPr>
-              <w:t>Prière de renseigner toutes les informations du ménage dans la section 0 avant d'entamer les autres informations.</w:t>
+              <w:t>Les coordonnées GPS ménage prises lors de l'enquête principale diffèrent de celles du dénombrement, êtes vous sûr d'avoir enquêté le bon ménage si non chercher le bon ménage.</w:t>
             </w:r>
           </w:p>
         </w:tc>
@@ -1925,7 +1925,7 @@
                 <w:i w:val="0"/>
                 <w:sz w:val="17"/>
               </w:rPr>
-              <w:t>Les coordonnées GPS ménage prises lors de l'enquête principale diffèrent de celles du dénombrement, êtes vous sûr d'avoir enquêté le bon ménage si non chercher le bon ménage.</w:t>
+              <w:t>Attention! Il manque des informations non renseignées dans la section 0, prière de regarder toutes les autres informations dans l'identification du ménage (IDENTIFICATION ET RENSEIGNEMENTS DE CONTROLE) ou dans OBSERVATIONS pour pouvoir renseigné toutes les questions liées au ménage.</w:t>
             </w:r>
           </w:p>
         </w:tc>
@@ -1958,7 +1958,7 @@
                 <w:i w:val="0"/>
                 <w:sz w:val="16"/>
               </w:rPr>
-              <w:t>S00</w:t>
+              <w:t>S01</w:t>
               <w:br/>
             </w:r>
             <w:r>
@@ -1968,7 +1968,7 @@
                 <w:color w:val="64748B"/>
                 <w:sz w:val="14"/>
               </w:rPr>
-              <w:t>Identification</w:t>
+              <w:t>Démographie</w:t>
             </w:r>
           </w:p>
         </w:tc>
@@ -2015,7 +2015,7 @@
                 <w:i w:val="0"/>
                 <w:sz w:val="17"/>
               </w:rPr>
-              <w:t>Attention! Il manque des informations non renseignées dans la section 0, prière de regarder toutes les autres informations dans l'identification du ménage (IDENTIFICATION ET RENSEIGNEMENTS DE CONTROLE) ou dans OBSERVATIONS pour pouvoir renseigné toutes les questions liées au ménage.</w:t>
+              <w:t>Prière de verifier l'information donnée par ABOU SOW ou corriger au niveau de la section 1.</w:t>
             </w:r>
           </w:p>
         </w:tc>
@@ -2105,7 +2105,7 @@
                 <w:i w:val="0"/>
                 <w:sz w:val="17"/>
               </w:rPr>
-              <w:t>Prière de verifier l'information donnée par ABOU SOW ou corriger au niveau de la section 1.</w:t>
+              <w:t>Prière de verifier l'information donnée par ALASSANE BARRY ou corriger au niveau de la section 1.</w:t>
             </w:r>
           </w:p>
         </w:tc>
@@ -2195,7 +2195,7 @@
                 <w:i w:val="0"/>
                 <w:sz w:val="17"/>
               </w:rPr>
-              <w:t>Prière de verifier l'information donnée par ALASSANE BARRY ou corriger au niveau de la section 1.</w:t>
+              <w:t>Prière de verifier l'information donnée par DIEYNABA ABOU SOW ou corriger au niveau de la section 1.</w:t>
             </w:r>
           </w:p>
         </w:tc>
@@ -2254,7 +2254,7 @@
                 <w:color w:val="16A34A"/>
                 <w:sz w:val="16"/>
               </w:rPr>
-              <w:t>s00q27, s01q03a, s01q03b, s01q03c, s01q00b</w:t>
+              <w:t>—</w:t>
             </w:r>
           </w:p>
         </w:tc>
@@ -2285,7 +2285,7 @@
                 <w:i w:val="0"/>
                 <w:sz w:val="17"/>
               </w:rPr>
-              <w:t>Les informations sur l'acte de naissance (ni Jours, ni mois et ni années) de  DIEYNABA ABOU SOW  manquent, s'il vous plait pouvez-vous fournir d'effort pour avoir ces informations.</w:t>
+              <w:t>Prière de verifier l'information donnée par FATY ABOU SOW ou corriger au niveau de la section 1.</w:t>
             </w:r>
           </w:p>
         </w:tc>
@@ -2344,7 +2344,7 @@
                 <w:color w:val="16A34A"/>
                 <w:sz w:val="16"/>
               </w:rPr>
-              <w:t>s01q04a, s01q03b</w:t>
+              <w:t>—</w:t>
             </w:r>
           </w:p>
         </w:tc>
@@ -2375,7 +2375,7 @@
                 <w:i w:val="0"/>
                 <w:sz w:val="17"/>
               </w:rPr>
-              <w:t>Le mois de l'enfant ( DIEYNABA ABOU SOW ) n'est pas connu mais vous avez declaré en s01q04a le nombre de mois, prière de changer NSP au niveau de s01q03b.</w:t>
+              <w:t>Prière de verifier l'information donnée par MAIMOUNA BARRY ou corriger au niveau de la section 1.</w:t>
             </w:r>
           </w:p>
         </w:tc>
@@ -2465,7 +2465,7 @@
                 <w:i w:val="0"/>
                 <w:sz w:val="17"/>
               </w:rPr>
-              <w:t>Prière de verifier l'information donnée par DIEYNABA ABOU SOW ou corriger au niveau de la section 1.</w:t>
+              <w:t>Prière de verifier l'information donnée par OUMAR SOW ou corriger au niveau de la section 1.</w:t>
             </w:r>
           </w:p>
         </w:tc>
@@ -2524,7 +2524,7 @@
                 <w:color w:val="16A34A"/>
                 <w:sz w:val="16"/>
               </w:rPr>
-              <w:t>s00q27, s01q03a, s01q03b, s01q03c, s01q00b</w:t>
+              <w:t>—</w:t>
             </w:r>
           </w:p>
         </w:tc>
@@ -2555,727 +2555,7 @@
                 <w:i w:val="0"/>
                 <w:sz w:val="17"/>
               </w:rPr>
-              <w:t>Les informations sur l'acte de naissance (ni Jours, ni mois et ni années) de  FATY ABOU SOW  manquent, s'il vous plait pouvez-vous fournir d'effort pour avoir ces informations.</w:t>
-            </w:r>
-          </w:p>
-        </w:tc>
-      </w:tr>
-      <w:tr>
-        <w:tc>
-          <w:tcPr>
-            <w:tcW w:type="dxa" w:w="964"/>
-          </w:tcPr>
-          <w:p>
-            <w:r>
-              <w:rPr>
-                <w:b/>
-                <w:i w:val="0"/>
-                <w:color w:val="EA580C"/>
-                <w:sz w:val="16"/>
-              </w:rPr>
-              <w:t>Moyenne</w:t>
-            </w:r>
-          </w:p>
-        </w:tc>
-        <w:tc>
-          <w:tcPr>
-            <w:tcW w:type="dxa" w:w="1247"/>
-          </w:tcPr>
-          <w:p>
-            <w:r>
-              <w:rPr>
-                <w:b/>
-                <w:i w:val="0"/>
-                <w:sz w:val="16"/>
-              </w:rPr>
-              <w:t>S01</w:t>
-              <w:br/>
-            </w:r>
-            <w:r>
-              <w:rPr>
-                <w:b w:val="0"/>
-                <w:i w:val="0"/>
-                <w:color w:val="64748B"/>
-                <w:sz w:val="14"/>
-              </w:rPr>
-              <w:t>Démographie</w:t>
-            </w:r>
-          </w:p>
-        </w:tc>
-        <w:tc>
-          <w:tcPr>
-            <w:tcW w:type="dxa" w:w="1531"/>
-          </w:tcPr>
-          <w:p>
-            <w:r>
-              <w:rPr>
-                <w:b/>
-                <w:i w:val="0"/>
-                <w:color w:val="16A34A"/>
-                <w:sz w:val="16"/>
-              </w:rPr>
-              <w:t>—</w:t>
-            </w:r>
-          </w:p>
-        </w:tc>
-        <w:tc>
-          <w:tcPr>
-            <w:tcW w:type="dxa" w:w="1191"/>
-          </w:tcPr>
-          <w:p>
-            <w:r>
-              <w:rPr>
-                <w:b w:val="0"/>
-                <w:i w:val="0"/>
-                <w:color w:val="64748B"/>
-                <w:sz w:val="16"/>
-              </w:rPr>
-              <w:t>GT-CQ</w:t>
-            </w:r>
-          </w:p>
-        </w:tc>
-        <w:tc>
-          <w:tcPr>
-            <w:tcW w:type="dxa" w:w="4706"/>
-          </w:tcPr>
-          <w:p>
-            <w:r>
-              <w:rPr>
-                <w:b w:val="0"/>
-                <w:i w:val="0"/>
-                <w:sz w:val="17"/>
-              </w:rPr>
-              <w:t>Prière de verifier l'information donnée par FATY ABOU SOW ou corriger au niveau de la section 1.</w:t>
-            </w:r>
-          </w:p>
-        </w:tc>
-      </w:tr>
-      <w:tr>
-        <w:tc>
-          <w:tcPr>
-            <w:tcW w:type="dxa" w:w="964"/>
-          </w:tcPr>
-          <w:p>
-            <w:r>
-              <w:rPr>
-                <w:b/>
-                <w:i w:val="0"/>
-                <w:color w:val="EA580C"/>
-                <w:sz w:val="16"/>
-              </w:rPr>
-              <w:t>Moyenne</w:t>
-            </w:r>
-          </w:p>
-        </w:tc>
-        <w:tc>
-          <w:tcPr>
-            <w:tcW w:type="dxa" w:w="1247"/>
-          </w:tcPr>
-          <w:p>
-            <w:r>
-              <w:rPr>
-                <w:b/>
-                <w:i w:val="0"/>
-                <w:sz w:val="16"/>
-              </w:rPr>
-              <w:t>S01</w:t>
-              <w:br/>
-            </w:r>
-            <w:r>
-              <w:rPr>
-                <w:b w:val="0"/>
-                <w:i w:val="0"/>
-                <w:color w:val="64748B"/>
-                <w:sz w:val="14"/>
-              </w:rPr>
-              <w:t>Démographie</w:t>
-            </w:r>
-          </w:p>
-        </w:tc>
-        <w:tc>
-          <w:tcPr>
-            <w:tcW w:type="dxa" w:w="1531"/>
-          </w:tcPr>
-          <w:p>
-            <w:r>
-              <w:rPr>
-                <w:b/>
-                <w:i w:val="0"/>
-                <w:color w:val="16A34A"/>
-                <w:sz w:val="16"/>
-              </w:rPr>
-              <w:t>s00q27, s01q03a, s01q03b, s01q03c, s01q00b</w:t>
-            </w:r>
-          </w:p>
-        </w:tc>
-        <w:tc>
-          <w:tcPr>
-            <w:tcW w:type="dxa" w:w="1191"/>
-          </w:tcPr>
-          <w:p>
-            <w:r>
-              <w:rPr>
-                <w:b w:val="0"/>
-                <w:i w:val="0"/>
-                <w:color w:val="64748B"/>
-                <w:sz w:val="16"/>
-              </w:rPr>
-              <w:t>GT-CQ</w:t>
-            </w:r>
-          </w:p>
-        </w:tc>
-        <w:tc>
-          <w:tcPr>
-            <w:tcW w:type="dxa" w:w="4706"/>
-          </w:tcPr>
-          <w:p>
-            <w:r>
-              <w:rPr>
-                <w:b w:val="0"/>
-                <w:i w:val="0"/>
-                <w:sz w:val="17"/>
-              </w:rPr>
-              <w:t>Les informations sur l'acte de naissance (ni Jours, ni mois et ni années) de  MAIMOUNA BARRY  manquent, s'il vous plait pouvez-vous fournir d'effort pour avoir ces informations.</w:t>
-            </w:r>
-          </w:p>
-        </w:tc>
-      </w:tr>
-      <w:tr>
-        <w:tc>
-          <w:tcPr>
-            <w:tcW w:type="dxa" w:w="964"/>
-          </w:tcPr>
-          <w:p>
-            <w:r>
-              <w:rPr>
-                <w:b/>
-                <w:i w:val="0"/>
-                <w:color w:val="EA580C"/>
-                <w:sz w:val="16"/>
-              </w:rPr>
-              <w:t>Moyenne</w:t>
-            </w:r>
-          </w:p>
-        </w:tc>
-        <w:tc>
-          <w:tcPr>
-            <w:tcW w:type="dxa" w:w="1247"/>
-          </w:tcPr>
-          <w:p>
-            <w:r>
-              <w:rPr>
-                <w:b/>
-                <w:i w:val="0"/>
-                <w:sz w:val="16"/>
-              </w:rPr>
-              <w:t>S01</w:t>
-              <w:br/>
-            </w:r>
-            <w:r>
-              <w:rPr>
-                <w:b w:val="0"/>
-                <w:i w:val="0"/>
-                <w:color w:val="64748B"/>
-                <w:sz w:val="14"/>
-              </w:rPr>
-              <w:t>Démographie</w:t>
-            </w:r>
-          </w:p>
-        </w:tc>
-        <w:tc>
-          <w:tcPr>
-            <w:tcW w:type="dxa" w:w="1531"/>
-          </w:tcPr>
-          <w:p>
-            <w:r>
-              <w:rPr>
-                <w:b/>
-                <w:i w:val="0"/>
-                <w:color w:val="16A34A"/>
-                <w:sz w:val="16"/>
-              </w:rPr>
-              <w:t>—</w:t>
-            </w:r>
-          </w:p>
-        </w:tc>
-        <w:tc>
-          <w:tcPr>
-            <w:tcW w:type="dxa" w:w="1191"/>
-          </w:tcPr>
-          <w:p>
-            <w:r>
-              <w:rPr>
-                <w:b w:val="0"/>
-                <w:i w:val="0"/>
-                <w:color w:val="64748B"/>
-                <w:sz w:val="16"/>
-              </w:rPr>
-              <w:t>GT-CQ</w:t>
-            </w:r>
-          </w:p>
-        </w:tc>
-        <w:tc>
-          <w:tcPr>
-            <w:tcW w:type="dxa" w:w="4706"/>
-          </w:tcPr>
-          <w:p>
-            <w:r>
-              <w:rPr>
-                <w:b w:val="0"/>
-                <w:i w:val="0"/>
-                <w:sz w:val="17"/>
-              </w:rPr>
-              <w:t>Prière de verifier l'information donnée par MAIMOUNA BARRY ou corriger au niveau de la section 1.</w:t>
-            </w:r>
-          </w:p>
-        </w:tc>
-      </w:tr>
-      <w:tr>
-        <w:tc>
-          <w:tcPr>
-            <w:tcW w:type="dxa" w:w="964"/>
-          </w:tcPr>
-          <w:p>
-            <w:r>
-              <w:rPr>
-                <w:b/>
-                <w:i w:val="0"/>
-                <w:color w:val="EA580C"/>
-                <w:sz w:val="16"/>
-              </w:rPr>
-              <w:t>Moyenne</w:t>
-            </w:r>
-          </w:p>
-        </w:tc>
-        <w:tc>
-          <w:tcPr>
-            <w:tcW w:type="dxa" w:w="1247"/>
-          </w:tcPr>
-          <w:p>
-            <w:r>
-              <w:rPr>
-                <w:b/>
-                <w:i w:val="0"/>
-                <w:sz w:val="16"/>
-              </w:rPr>
-              <w:t>S01</w:t>
-              <w:br/>
-            </w:r>
-            <w:r>
-              <w:rPr>
-                <w:b w:val="0"/>
-                <w:i w:val="0"/>
-                <w:color w:val="64748B"/>
-                <w:sz w:val="14"/>
-              </w:rPr>
-              <w:t>Démographie</w:t>
-            </w:r>
-          </w:p>
-        </w:tc>
-        <w:tc>
-          <w:tcPr>
-            <w:tcW w:type="dxa" w:w="1531"/>
-          </w:tcPr>
-          <w:p>
-            <w:r>
-              <w:rPr>
-                <w:b/>
-                <w:i w:val="0"/>
-                <w:color w:val="16A34A"/>
-                <w:sz w:val="16"/>
-              </w:rPr>
-              <w:t>s00q27, s01q03a, s01q03b, s01q03c, s01q00b</w:t>
-            </w:r>
-          </w:p>
-        </w:tc>
-        <w:tc>
-          <w:tcPr>
-            <w:tcW w:type="dxa" w:w="1191"/>
-          </w:tcPr>
-          <w:p>
-            <w:r>
-              <w:rPr>
-                <w:b w:val="0"/>
-                <w:i w:val="0"/>
-                <w:color w:val="64748B"/>
-                <w:sz w:val="16"/>
-              </w:rPr>
-              <w:t>GT-CQ</w:t>
-            </w:r>
-          </w:p>
-        </w:tc>
-        <w:tc>
-          <w:tcPr>
-            <w:tcW w:type="dxa" w:w="4706"/>
-          </w:tcPr>
-          <w:p>
-            <w:r>
-              <w:rPr>
-                <w:b w:val="0"/>
-                <w:i w:val="0"/>
-                <w:sz w:val="17"/>
-              </w:rPr>
-              <w:t>Les informations sur l'acte de naissance (ni Jours, ni mois et ni années) de  OUMAR SOW  manquent, s'il vous plait pouvez-vous fournir d'effort pour avoir ces informations.</w:t>
-            </w:r>
-          </w:p>
-        </w:tc>
-      </w:tr>
-      <w:tr>
-        <w:tc>
-          <w:tcPr>
-            <w:tcW w:type="dxa" w:w="964"/>
-          </w:tcPr>
-          <w:p>
-            <w:r>
-              <w:rPr>
-                <w:b/>
-                <w:i w:val="0"/>
-                <w:color w:val="EA580C"/>
-                <w:sz w:val="16"/>
-              </w:rPr>
-              <w:t>Moyenne</w:t>
-            </w:r>
-          </w:p>
-        </w:tc>
-        <w:tc>
-          <w:tcPr>
-            <w:tcW w:type="dxa" w:w="1247"/>
-          </w:tcPr>
-          <w:p>
-            <w:r>
-              <w:rPr>
-                <w:b/>
-                <w:i w:val="0"/>
-                <w:sz w:val="16"/>
-              </w:rPr>
-              <w:t>S01</w:t>
-              <w:br/>
-            </w:r>
-            <w:r>
-              <w:rPr>
-                <w:b w:val="0"/>
-                <w:i w:val="0"/>
-                <w:color w:val="64748B"/>
-                <w:sz w:val="14"/>
-              </w:rPr>
-              <w:t>Démographie</w:t>
-            </w:r>
-          </w:p>
-        </w:tc>
-        <w:tc>
-          <w:tcPr>
-            <w:tcW w:type="dxa" w:w="1531"/>
-          </w:tcPr>
-          <w:p>
-            <w:r>
-              <w:rPr>
-                <w:b/>
-                <w:i w:val="0"/>
-                <w:color w:val="16A34A"/>
-                <w:sz w:val="16"/>
-              </w:rPr>
-              <w:t>—</w:t>
-            </w:r>
-          </w:p>
-        </w:tc>
-        <w:tc>
-          <w:tcPr>
-            <w:tcW w:type="dxa" w:w="1191"/>
-          </w:tcPr>
-          <w:p>
-            <w:r>
-              <w:rPr>
-                <w:b w:val="0"/>
-                <w:i w:val="0"/>
-                <w:color w:val="64748B"/>
-                <w:sz w:val="16"/>
-              </w:rPr>
-              <w:t>GT-CQ</w:t>
-            </w:r>
-          </w:p>
-        </w:tc>
-        <w:tc>
-          <w:tcPr>
-            <w:tcW w:type="dxa" w:w="4706"/>
-          </w:tcPr>
-          <w:p>
-            <w:r>
-              <w:rPr>
-                <w:b w:val="0"/>
-                <w:i w:val="0"/>
-                <w:sz w:val="17"/>
-              </w:rPr>
-              <w:t>Prière de verifier l'information donnée par OUMAR SOW ou corriger au niveau de la section 1.</w:t>
-            </w:r>
-          </w:p>
-        </w:tc>
-      </w:tr>
-      <w:tr>
-        <w:tc>
-          <w:tcPr>
-            <w:tcW w:type="dxa" w:w="964"/>
-          </w:tcPr>
-          <w:p>
-            <w:r>
-              <w:rPr>
-                <w:b/>
-                <w:i w:val="0"/>
-                <w:color w:val="EA580C"/>
-                <w:sz w:val="16"/>
-              </w:rPr>
-              <w:t>Moyenne</w:t>
-            </w:r>
-          </w:p>
-        </w:tc>
-        <w:tc>
-          <w:tcPr>
-            <w:tcW w:type="dxa" w:w="1247"/>
-          </w:tcPr>
-          <w:p>
-            <w:r>
-              <w:rPr>
-                <w:b/>
-                <w:i w:val="0"/>
-                <w:sz w:val="16"/>
-              </w:rPr>
-              <w:t>S01</w:t>
-              <w:br/>
-            </w:r>
-            <w:r>
-              <w:rPr>
-                <w:b w:val="0"/>
-                <w:i w:val="0"/>
-                <w:color w:val="64748B"/>
-                <w:sz w:val="14"/>
-              </w:rPr>
-              <w:t>Démographie</w:t>
-            </w:r>
-          </w:p>
-        </w:tc>
-        <w:tc>
-          <w:tcPr>
-            <w:tcW w:type="dxa" w:w="1531"/>
-          </w:tcPr>
-          <w:p>
-            <w:r>
-              <w:rPr>
-                <w:b/>
-                <w:i w:val="0"/>
-                <w:color w:val="16A34A"/>
-                <w:sz w:val="16"/>
-              </w:rPr>
-              <w:t>s00q27, s01q03a, s01q03b, s01q03c, s01q00b</w:t>
-            </w:r>
-          </w:p>
-        </w:tc>
-        <w:tc>
-          <w:tcPr>
-            <w:tcW w:type="dxa" w:w="1191"/>
-          </w:tcPr>
-          <w:p>
-            <w:r>
-              <w:rPr>
-                <w:b w:val="0"/>
-                <w:i w:val="0"/>
-                <w:color w:val="64748B"/>
-                <w:sz w:val="16"/>
-              </w:rPr>
-              <w:t>GT-CQ</w:t>
-            </w:r>
-          </w:p>
-        </w:tc>
-        <w:tc>
-          <w:tcPr>
-            <w:tcW w:type="dxa" w:w="4706"/>
-          </w:tcPr>
-          <w:p>
-            <w:r>
-              <w:rPr>
-                <w:b w:val="0"/>
-                <w:i w:val="0"/>
-                <w:sz w:val="17"/>
-              </w:rPr>
-              <w:t>Les informations sur l'acte de naissance (ni Jours, ni mois et ni années) de  SALA BARRY  manquent, s'il vous plait pouvez-vous fournir d'effort pour avoir ces informations.</w:t>
-            </w:r>
-          </w:p>
-        </w:tc>
-      </w:tr>
-      <w:tr>
-        <w:tc>
-          <w:tcPr>
-            <w:tcW w:type="dxa" w:w="964"/>
-          </w:tcPr>
-          <w:p>
-            <w:r>
-              <w:rPr>
-                <w:b/>
-                <w:i w:val="0"/>
-                <w:color w:val="EA580C"/>
-                <w:sz w:val="16"/>
-              </w:rPr>
-              <w:t>Moyenne</w:t>
-            </w:r>
-          </w:p>
-        </w:tc>
-        <w:tc>
-          <w:tcPr>
-            <w:tcW w:type="dxa" w:w="1247"/>
-          </w:tcPr>
-          <w:p>
-            <w:r>
-              <w:rPr>
-                <w:b/>
-                <w:i w:val="0"/>
-                <w:sz w:val="16"/>
-              </w:rPr>
-              <w:t>S01</w:t>
-              <w:br/>
-            </w:r>
-            <w:r>
-              <w:rPr>
-                <w:b w:val="0"/>
-                <w:i w:val="0"/>
-                <w:color w:val="64748B"/>
-                <w:sz w:val="14"/>
-              </w:rPr>
-              <w:t>Démographie</w:t>
-            </w:r>
-          </w:p>
-        </w:tc>
-        <w:tc>
-          <w:tcPr>
-            <w:tcW w:type="dxa" w:w="1531"/>
-          </w:tcPr>
-          <w:p>
-            <w:r>
-              <w:rPr>
-                <w:b/>
-                <w:i w:val="0"/>
-                <w:color w:val="16A34A"/>
-                <w:sz w:val="16"/>
-              </w:rPr>
-              <w:t>—</w:t>
-            </w:r>
-          </w:p>
-        </w:tc>
-        <w:tc>
-          <w:tcPr>
-            <w:tcW w:type="dxa" w:w="1191"/>
-          </w:tcPr>
-          <w:p>
-            <w:r>
-              <w:rPr>
-                <w:b w:val="0"/>
-                <w:i w:val="0"/>
-                <w:color w:val="64748B"/>
-                <w:sz w:val="16"/>
-              </w:rPr>
-              <w:t>GT-CQ</w:t>
-            </w:r>
-          </w:p>
-        </w:tc>
-        <w:tc>
-          <w:tcPr>
-            <w:tcW w:type="dxa" w:w="4706"/>
-          </w:tcPr>
-          <w:p>
-            <w:r>
-              <w:rPr>
-                <w:b w:val="0"/>
-                <w:i w:val="0"/>
-                <w:sz w:val="17"/>
-              </w:rPr>
               <w:t>Prière de verifier l'information donnée par SALA BARRY ou corriger au niveau de la section 1.</w:t>
-            </w:r>
-          </w:p>
-        </w:tc>
-      </w:tr>
-      <w:tr>
-        <w:tc>
-          <w:tcPr>
-            <w:tcW w:type="dxa" w:w="964"/>
-          </w:tcPr>
-          <w:p>
-            <w:r>
-              <w:rPr>
-                <w:b/>
-                <w:i w:val="0"/>
-                <w:color w:val="EA580C"/>
-                <w:sz w:val="16"/>
-              </w:rPr>
-              <w:t>Moyenne</w:t>
-            </w:r>
-          </w:p>
-        </w:tc>
-        <w:tc>
-          <w:tcPr>
-            <w:tcW w:type="dxa" w:w="1247"/>
-          </w:tcPr>
-          <w:p>
-            <w:r>
-              <w:rPr>
-                <w:b/>
-                <w:i w:val="0"/>
-                <w:sz w:val="16"/>
-              </w:rPr>
-              <w:t>S02</w:t>
-              <w:br/>
-            </w:r>
-            <w:r>
-              <w:rPr>
-                <w:b w:val="0"/>
-                <w:i w:val="0"/>
-                <w:color w:val="64748B"/>
-                <w:sz w:val="14"/>
-              </w:rPr>
-              <w:t>Éducation</w:t>
-            </w:r>
-          </w:p>
-        </w:tc>
-        <w:tc>
-          <w:tcPr>
-            <w:tcW w:type="dxa" w:w="1531"/>
-          </w:tcPr>
-          <w:p>
-            <w:r>
-              <w:rPr>
-                <w:b/>
-                <w:i w:val="0"/>
-                <w:color w:val="16A34A"/>
-                <w:sz w:val="16"/>
-              </w:rPr>
-              <w:t>—</w:t>
-            </w:r>
-          </w:p>
-        </w:tc>
-        <w:tc>
-          <w:tcPr>
-            <w:tcW w:type="dxa" w:w="1191"/>
-          </w:tcPr>
-          <w:p>
-            <w:r>
-              <w:rPr>
-                <w:b w:val="0"/>
-                <w:i w:val="0"/>
-                <w:color w:val="64748B"/>
-                <w:sz w:val="16"/>
-              </w:rPr>
-              <w:t>GT-CQ</w:t>
-            </w:r>
-          </w:p>
-        </w:tc>
-        <w:tc>
-          <w:tcPr>
-            <w:tcW w:type="dxa" w:w="4706"/>
-          </w:tcPr>
-          <w:p>
-            <w:r>
-              <w:rPr>
-                <w:b w:val="0"/>
-                <w:i w:val="0"/>
-                <w:sz w:val="17"/>
-              </w:rPr>
-              <w:t>veuillez, s'il vous plait, confirmer les frais de scolarité ( 500 FCFA) payée de MAIMOUNA BARRY avec le QG ou apporter les corrections nécessaires.</w:t>
             </w:r>
           </w:p>
         </w:tc>
